--- a/demo/05_msd_amos_spleen/manuscript/manuscript_final.docx
+++ b/demo/05_msd_amos_spleen/manuscript/manuscript_final.docx
@@ -188,19 +188,25 @@
         <w:t xml:space="preserve"> </w:t>
       </w:r>
       <w:r>
-        <w:t xml:space="preserve">median Dice was 0.0152 (0.0000 to 0.0626). Replaying the trained plan’s normalisation over both</w:t>
-      </w:r>
-      <w:r>
-        <w:t xml:space="preserve"> </w:t>
-      </w:r>
-      <w:r>
-        <w:t xml:space="preserve">external arms documents an incompatibility present in every MRI case and no CT case: all 300 CT</w:t>
-      </w:r>
-      <w:r>
-        <w:t xml:space="preserve"> </w:t>
-      </w:r>
-      <w:r>
-        <w:t xml:space="preserve">cases contain negative voxels and 2.7% of voxels exceed the clip ceiling, while</w:t>
+        <w:t xml:space="preserve">median Dice was 0.0152 (0.0000 to 0.0626), and the pipeline reported no error while returning a</w:t>
+      </w:r>
+      <w:r>
+        <w:t xml:space="preserve"> </w:t>
+      </w:r>
+      <w:r>
+        <w:t xml:space="preserve">file for all 60 cases, 20 of them empty. Replaying the trained plan’s normalisation located an</w:t>
+      </w:r>
+      <w:r>
+        <w:t xml:space="preserve"> </w:t>
+      </w:r>
+      <w:r>
+        <w:t xml:space="preserve">incompatibility present in every MRI case and no CT case: all 300 CT cases contain negative voxels</w:t>
+      </w:r>
+      <w:r>
+        <w:t xml:space="preserve"> </w:t>
+      </w:r>
+      <w:r>
+        <w:t xml:space="preserve">and 2.7% of voxels exceed the clip ceiling, while</w:t>
       </w:r>
       <w:r>
         <w:t xml:space="preserve"> </w:t>
@@ -216,19 +222,79 @@
         <w:t xml:space="preserve"> </w:t>
       </w:r>
       <w:r>
-        <w:t xml:space="preserve">MRI case</w:t>
-      </w:r>
-      <w:r>
-        <w:t xml:space="preserve"> </w:t>
-      </w:r>
-      <w:r>
-        <w:t xml:space="preserve">contains a negative voxel and a median 23.2% exceed it. The pipeline reported no error and returned</w:t>
-      </w:r>
-      <w:r>
-        <w:t xml:space="preserve"> </w:t>
-      </w:r>
-      <w:r>
-        <w:t xml:space="preserve">a file for all 60 cases — 20 of them empty.</w:t>
+        <w:t xml:space="preserve">MRI case contains a negative voxel and a</w:t>
+      </w:r>
+      <w:r>
+        <w:t xml:space="preserve"> </w:t>
+      </w:r>
+      <w:r>
+        <w:t xml:space="preserve">median 23.2% exceed it. A counterfactual arm that changed</w:t>
+      </w:r>
+      <w:r>
+        <w:t xml:space="preserve"> </w:t>
+      </w:r>
+      <w:r>
+        <w:rPr>
+          <w:b/>
+          <w:bCs/>
+        </w:rPr>
+        <w:t xml:space="preserve">only the input intensity scale</w:t>
+      </w:r>
+      <w:r>
+        <w:t xml:space="preserve"> </w:t>
+      </w:r>
+      <w:r>
+        <w:t xml:space="preserve">— same</w:t>
+      </w:r>
+      <w:r>
+        <w:t xml:space="preserve"> </w:t>
+      </w:r>
+      <w:r>
+        <w:t xml:space="preserve">checkpoint, same folds, no retraining — recovered median Dice to 0.3016 (0.1744 to 0.4048), a</w:t>
+      </w:r>
+      <w:r>
+        <w:t xml:space="preserve"> </w:t>
+      </w:r>
+      <w:r>
+        <w:t xml:space="preserve">difference of</w:t>
+      </w:r>
+      <w:r>
+        <w:t xml:space="preserve"> </w:t>
+      </w:r>
+      <w:r>
+        <w:rPr>
+          <w:b/>
+          <w:bCs/>
+        </w:rPr>
+        <w:t xml:space="preserve">+0.2864</w:t>
+      </w:r>
+      <w:r>
+        <w:t xml:space="preserve"> </w:t>
+      </w:r>
+      <w:r>
+        <w:t xml:space="preserve">(+0.1204 to +0.4048), while remaining</w:t>
+      </w:r>
+      <w:r>
+        <w:t xml:space="preserve"> </w:t>
+      </w:r>
+      <w:r>
+        <w:rPr>
+          <w:b/>
+          <w:bCs/>
+        </w:rPr>
+        <w:t xml:space="preserve">−0.5916</w:t>
+      </w:r>
+      <w:r>
+        <w:t xml:space="preserve"> </w:t>
+      </w:r>
+      <w:r>
+        <w:t xml:space="preserve">(−0.7259 to −0.4674)</w:t>
+      </w:r>
+      <w:r>
+        <w:t xml:space="preserve"> </w:t>
+      </w:r>
+      <w:r>
+        <w:t xml:space="preserve">below the external CT arm.</w:t>
       </w:r>
     </w:p>
     <w:p>
@@ -246,7 +312,19 @@
         <w:t xml:space="preserve"> </w:t>
       </w:r>
       <w:r>
-        <w:t xml:space="preserve">The third rung is a</w:t>
+        <w:t xml:space="preserve">Both mechanisms are real and their sizes differ: of the collapse observed against the</w:t>
+      </w:r>
+      <w:r>
+        <w:t xml:space="preserve"> </w:t>
+      </w:r>
+      <w:r>
+        <w:t xml:space="preserve">internal arm, roughly 0.29 Dice is attributable to the preprocessing contract and roughly 0.59 to a</w:t>
+      </w:r>
+      <w:r>
+        <w:t xml:space="preserve"> </w:t>
+      </w:r>
+      <w:r>
+        <w:t xml:space="preserve">representation that does not transfer. The third rung is a</w:t>
       </w:r>
       <w:r>
         <w:t xml:space="preserve"> </w:t>
@@ -262,19 +340,25 @@
         <w:t xml:space="preserve"> </w:t>
       </w:r>
       <w:r>
-        <w:t xml:space="preserve">test: the plan named the normalisation contract</w:t>
-      </w:r>
-      <w:r>
-        <w:t xml:space="preserve"> </w:t>
-      </w:r>
-      <w:r>
-        <w:t xml:space="preserve">and predicted the collapse before inference ran. It demonstrates that the pipeline stays silent</w:t>
-      </w:r>
-      <w:r>
-        <w:t xml:space="preserve"> </w:t>
-      </w:r>
-      <w:r>
-        <w:t xml:space="preserve">about a known incompatibility, not that the failure was discovered in unaided work. Within that</w:t>
+        <w:t xml:space="preserve">test — the plan named the</w:t>
+      </w:r>
+      <w:r>
+        <w:t xml:space="preserve"> </w:t>
+      </w:r>
+      <w:r>
+        <w:t xml:space="preserve">normalisation contract and predicted the collapse before inference ran — so it demonstrates that the</w:t>
+      </w:r>
+      <w:r>
+        <w:t xml:space="preserve"> </w:t>
+      </w:r>
+      <w:r>
+        <w:t xml:space="preserve">pipeline stays silent about a known incompatibility, not that the failure was discovered in unaided</w:t>
+      </w:r>
+      <w:r>
+        <w:t xml:space="preserve"> </w:t>
+      </w:r>
+      <w:r>
+        <w:t xml:space="preserve">work. Within that</w:t>
       </w:r>
       <w:r>
         <w:t xml:space="preserve"> </w:t>
@@ -1337,19 +1421,164 @@
           <w:b/>
           <w:bCs/>
         </w:rPr>
+        <w:t xml:space="preserve">The counterfactual arm (rung 3b).</w:t>
+      </w:r>
+      <w:r>
+        <w:t xml:space="preserve"> </w:t>
+      </w:r>
+      <w:r>
+        <w:t xml:space="preserve">Measuring what the normaliser does to an image does not show</w:t>
+      </w:r>
+      <w:r>
+        <w:t xml:space="preserve"> </w:t>
+      </w:r>
+      <w:r>
+        <w:t xml:space="preserve">that it caused the failure. Separating the preprocessing contract from a representation that does</w:t>
+      </w:r>
+      <w:r>
+        <w:t xml:space="preserve"> </w:t>
+      </w:r>
+      <w:r>
+        <w:t xml:space="preserve">not transfer needs one more arm, in which</w:t>
+      </w:r>
+      <w:r>
+        <w:t xml:space="preserve"> </w:t>
+      </w:r>
+      <w:r>
+        <w:rPr>
+          <w:b/>
+          <w:bCs/>
+        </w:rPr>
+        <w:t xml:space="preserve">exactly one thing changes: the intensity scale of the</w:t>
+      </w:r>
+      <w:r>
+        <w:rPr>
+          <w:b/>
+          <w:bCs/>
+        </w:rPr>
+        <w:t xml:space="preserve"> </w:t>
+      </w:r>
+      <w:r>
+        <w:rPr>
+          <w:b/>
+          <w:bCs/>
+        </w:rPr>
+        <w:t xml:space="preserve">input</w:t>
+      </w:r>
+      <w:r>
+        <w:t xml:space="preserve">. Each MRI volume was affinely mapped so that the 0.5th-to-99.5th percentile range of its</w:t>
+      </w:r>
+      <w:r>
+        <w:t xml:space="preserve"> </w:t>
+      </w:r>
+      <w:r>
+        <w:t xml:space="preserve">in-body voxels (</w:t>
+      </w:r>
+      <w:r>
+        <w:rPr>
+          <w:rStyle w:val="VerbatimChar"/>
+        </w:rPr>
+        <w:t xml:space="preserve">&gt; 0</w:t>
+      </w:r>
+      <w:r>
+        <w:t xml:space="preserve">; AMOS MRI air is exactly 0) lands on the CT fingerprint’s foreground window,</w:t>
+      </w:r>
+      <w:r>
+        <w:t xml:space="preserve"> </w:t>
+      </w:r>
+      <w:r>
+        <w:t xml:space="preserve">read from the trained</w:t>
+      </w:r>
+      <w:r>
+        <w:t xml:space="preserve"> </w:t>
+      </w:r>
+      <w:r>
+        <w:rPr>
+          <w:rStyle w:val="VerbatimChar"/>
+        </w:rPr>
+        <w:t xml:space="preserve">plans.json</w:t>
+      </w:r>
+      <w:r>
+        <w:t xml:space="preserve">. The normaliser is not bypassed or replaced — it is handed input</w:t>
+      </w:r>
+      <w:r>
+        <w:t xml:space="preserve"> </w:t>
+      </w:r>
+      <w:r>
+        <w:t xml:space="preserve">in the domain it assumes, so that on MRI it performs the operation it performs on CT. After the</w:t>
+      </w:r>
+      <w:r>
+        <w:t xml:space="preserve"> </w:t>
+      </w:r>
+      <w:r>
+        <w:t xml:space="preserve">mapping, the share of voxels clipped at the ceiling falls from a median of 23.2% to 0.4%. The</w:t>
+      </w:r>
+      <w:r>
+        <w:t xml:space="preserve"> </w:t>
+      </w:r>
+      <w:r>
+        <w:t xml:space="preserve">checkpoint, the five folds, the ensemble, the test-time augmentation, the ground truth and every</w:t>
+      </w:r>
+      <w:r>
+        <w:t xml:space="preserve"> </w:t>
+      </w:r>
+      <w:r>
+        <w:t xml:space="preserve">metric rule are unchanged, and nothing is retrained. The arm, its rationale, the rejected</w:t>
+      </w:r>
+      <w:r>
+        <w:t xml:space="preserve"> </w:t>
+      </w:r>
+      <w:r>
+        <w:t xml:space="preserve">alternatives and a</w:t>
+      </w:r>
+      <w:r>
+        <w:t xml:space="preserve"> </w:t>
+      </w:r>
+      <w:r>
+        <w:rPr>
+          <w:b/>
+          <w:bCs/>
+        </w:rPr>
+        <w:t xml:space="preserve">written prediction</w:t>
+      </w:r>
+      <w:r>
+        <w:t xml:space="preserve"> </w:t>
+      </w:r>
+      <w:r>
+        <w:t xml:space="preserve">were fixed in</w:t>
+      </w:r>
+      <w:r>
+        <w:t xml:space="preserve"> </w:t>
+      </w:r>
+      <w:r>
+        <w:rPr>
+          <w:rStyle w:val="VerbatimChar"/>
+        </w:rPr>
+        <w:t xml:space="preserve">COUNTERFACTUAL_PLAN.md</w:t>
+      </w:r>
+      <w:r>
+        <w:t xml:space="preserve"> </w:t>
+      </w:r>
+      <w:r>
+        <w:t xml:space="preserve">before it was run.</w:t>
+      </w:r>
+    </w:p>
+    <w:p>
+      <w:pPr>
+        <w:pStyle w:val="BodyText"/>
+      </w:pPr>
+      <w:r>
+        <w:rPr>
+          <w:b/>
+          <w:bCs/>
+        </w:rPr>
         <w:t xml:space="preserve">Normalisation evidence.</w:t>
       </w:r>
       <w:r>
         <w:t xml:space="preserve"> </w:t>
       </w:r>
       <w:r>
-        <w:t xml:space="preserve">To test whether the MRI result reflects the network or the preprocessing</w:t>
-      </w:r>
-      <w:r>
-        <w:t xml:space="preserve"> </w:t>
-      </w:r>
-      <w:r>
-        <w:t xml:space="preserve">contract, the normalisation recorded in the trained</w:t>
+        <w:t xml:space="preserve">To characterise what the trained plan does to each arm, the normalisation recorded in the trained</w:t>
       </w:r>
       <w:r>
         <w:t xml:space="preserve"> </w:t>
@@ -1434,13 +1663,19 @@
         <w:t xml:space="preserve"> </w:t>
       </w:r>
       <w:r>
-        <w:t xml:space="preserve">and a difference of −0.9443 (−0.9715 to −0.8813) (Table 2). Figure 1 shows the per-case distributions behind those medians and</w:t>
-      </w:r>
-      <w:r>
-        <w:t xml:space="preserve"> </w:t>
-      </w:r>
-      <w:r>
-        <w:t xml:space="preserve">Figure 2 the across-cohort comparison with its intervals. For context,</w:t>
+        <w:t xml:space="preserve">and a difference of −0.9443 (−0.9715 to −0.8813). The counterfactual arm (rung 3b) scored 0.3016</w:t>
+      </w:r>
+      <w:r>
+        <w:t xml:space="preserve"> </w:t>
+      </w:r>
+      <w:r>
+        <w:t xml:space="preserve">(0.1744 to 0.4048) on the same 59 cases (Table 2). Figure 1 shows the per-case distributions behind</w:t>
+      </w:r>
+      <w:r>
+        <w:t xml:space="preserve"> </w:t>
+      </w:r>
+      <w:r>
+        <w:t xml:space="preserve">those medians and Figure 2 the across-cohort comparison with its intervals. For context,</w:t>
       </w:r>
       <w:r>
         <w:t xml:space="preserve"> </w:t>
@@ -1643,71 +1878,182 @@
           <w:b/>
           <w:bCs/>
         </w:rPr>
-        <w:t xml:space="preserve">What this does and does not establish.</w:t>
-      </w:r>
-      <w:r>
-        <w:t xml:space="preserve"> </w:t>
-      </w:r>
-      <w:r>
-        <w:t xml:space="preserve">It establishes that the trained plan applies a</w:t>
-      </w:r>
-      <w:r>
-        <w:t xml:space="preserve"> </w:t>
-      </w:r>
-      <w:r>
-        <w:t xml:space="preserve">Hounsfield-unit transform to images that are not in Hounsfield units, in 60 of 60 MRI cases, and</w:t>
-      </w:r>
-      <w:r>
-        <w:t xml:space="preserve"> </w:t>
-      </w:r>
-      <w:r>
-        <w:t xml:space="preserve">that the transform destroys most of the usable range. It does</w:t>
-      </w:r>
-      <w:r>
-        <w:t xml:space="preserve"> </w:t>
-      </w:r>
-      <w:r>
-        <w:rPr>
-          <w:b/>
-          <w:bCs/>
-        </w:rPr>
-        <w:t xml:space="preserve">not</w:t>
-      </w:r>
-      <w:r>
-        <w:t xml:space="preserve"> </w:t>
-      </w:r>
-      <w:r>
-        <w:t xml:space="preserve">isolate that transform as the</w:t>
-      </w:r>
-      <w:r>
-        <w:t xml:space="preserve"> </w:t>
-      </w:r>
-      <w:r>
-        <w:t xml:space="preserve">sole cause of the collapse: a CT-trained representation might fail on MRI even under a correct</w:t>
-      </w:r>
-      <w:r>
-        <w:t xml:space="preserve"> </w:t>
-      </w:r>
-      <w:r>
-        <w:t xml:space="preserve">normaliser, and no correctly-normalised MRI arm was run, so preprocessing failure and</w:t>
-      </w:r>
-      <w:r>
-        <w:t xml:space="preserve"> </w:t>
-      </w:r>
-      <w:r>
-        <w:t xml:space="preserve">representation failure are not separated here. The defensible claim is that the incompatibility is</w:t>
-      </w:r>
-      <w:r>
-        <w:t xml:space="preserve"> </w:t>
-      </w:r>
-      <w:r>
-        <w:t xml:space="preserve">present, is sufficient to account for the magnitude observed, and is invisible at run time — not</w:t>
-      </w:r>
-      <w:r>
-        <w:t xml:space="preserve"> </w:t>
-      </w:r>
-      <w:r>
-        <w:t xml:space="preserve">that it is the only thing wrong.</w:t>
+        <w:t xml:space="preserve">The counterfactual separates the two mechanisms, and both are real.</w:t>
+      </w:r>
+      <w:r>
+        <w:t xml:space="preserve"> </w:t>
+      </w:r>
+      <w:r>
+        <w:t xml:space="preserve">Rescaling the MRI into the</w:t>
+      </w:r>
+      <w:r>
+        <w:t xml:space="preserve"> </w:t>
+      </w:r>
+      <w:r>
+        <w:t xml:space="preserve">plan’s intensity domain — one change, no retraining — raised median Dice from 0.0152 to</w:t>
+      </w:r>
+      <w:r>
+        <w:t xml:space="preserve"> </w:t>
+      </w:r>
+      <w:r>
+        <w:rPr>
+          <w:b/>
+          <w:bCs/>
+        </w:rPr>
+        <w:t xml:space="preserve">0.3016</w:t>
+      </w:r>
+      <w:r>
+        <w:t xml:space="preserve"> </w:t>
+      </w:r>
+      <w:r>
+        <w:t xml:space="preserve">(95% CI 0.1744 to 0.4048), a difference in population medians of</w:t>
+      </w:r>
+      <w:r>
+        <w:t xml:space="preserve"> </w:t>
+      </w:r>
+      <w:r>
+        <w:rPr>
+          <w:b/>
+          <w:bCs/>
+        </w:rPr>
+        <w:t xml:space="preserve">+0.2864</w:t>
+      </w:r>
+      <w:r>
+        <w:t xml:space="preserve"> </w:t>
+      </w:r>
+      <w:r>
+        <w:t xml:space="preserve">(+0.1204 to +0.4048),</w:t>
+      </w:r>
+      <w:r>
+        <w:t xml:space="preserve"> </w:t>
+      </w:r>
+      <w:r>
+        <w:t xml:space="preserve">and reduced empty predictions from 20 to 15 of 60. The same arm remains</w:t>
+      </w:r>
+      <w:r>
+        <w:t xml:space="preserve"> </w:t>
+      </w:r>
+      <w:r>
+        <w:rPr>
+          <w:b/>
+          <w:bCs/>
+        </w:rPr>
+        <w:t xml:space="preserve">−0.5916</w:t>
+      </w:r>
+      <w:r>
+        <w:t xml:space="preserve"> </w:t>
+      </w:r>
+      <w:r>
+        <w:t xml:space="preserve">(−0.7259 to</w:t>
+      </w:r>
+      <w:r>
+        <w:t xml:space="preserve"> </w:t>
+      </w:r>
+      <w:r>
+        <w:t xml:space="preserve">−0.4674) below external CT. Neither interval crosses zero.</w:t>
+      </w:r>
+    </w:p>
+    <w:p>
+      <w:pPr>
+        <w:pStyle w:val="BodyText"/>
+      </w:pPr>
+      <w:r>
+        <w:t xml:space="preserve">So of the −0.9443 observed against the internal arm, roughly</w:t>
+      </w:r>
+      <w:r>
+        <w:t xml:space="preserve"> </w:t>
+      </w:r>
+      <w:r>
+        <w:rPr>
+          <w:b/>
+          <w:bCs/>
+        </w:rPr>
+        <w:t xml:space="preserve">0.29 Dice is attributable to the</w:t>
+      </w:r>
+      <w:r>
+        <w:rPr>
+          <w:b/>
+          <w:bCs/>
+        </w:rPr>
+        <w:t xml:space="preserve"> </w:t>
+      </w:r>
+      <w:r>
+        <w:rPr>
+          <w:b/>
+          <w:bCs/>
+        </w:rPr>
+        <w:t xml:space="preserve">preprocessing contract</w:t>
+      </w:r>
+      <w:r>
+        <w:t xml:space="preserve"> </w:t>
+      </w:r>
+      <w:r>
+        <w:t xml:space="preserve">and roughly</w:t>
+      </w:r>
+      <w:r>
+        <w:t xml:space="preserve"> </w:t>
+      </w:r>
+      <w:r>
+        <w:rPr>
+          <w:b/>
+          <w:bCs/>
+        </w:rPr>
+        <w:t xml:space="preserve">0.59 to a representation that does not transfer to this</w:t>
+      </w:r>
+      <w:r>
+        <w:rPr>
+          <w:b/>
+          <w:bCs/>
+        </w:rPr>
+        <w:t xml:space="preserve"> </w:t>
+      </w:r>
+      <w:r>
+        <w:rPr>
+          <w:b/>
+          <w:bCs/>
+        </w:rPr>
+        <w:t xml:space="preserve">modality</w:t>
+      </w:r>
+      <w:r>
+        <w:t xml:space="preserve">. A twenty-fold recovery from an input rescaling alone is not a rounding effect: for much</w:t>
+      </w:r>
+      <w:r>
+        <w:t xml:space="preserve"> </w:t>
+      </w:r>
+      <w:r>
+        <w:t xml:space="preserve">of the original collapse, the network was not failing to read MRI so much as never receiving it.</w:t>
+      </w:r>
+      <w:r>
+        <w:t xml:space="preserve"> </w:t>
+      </w:r>
+      <w:r>
+        <w:t xml:space="preserve">Neither is the residual: a correctly-scaled MRI still loses most of the performance the CT cohort</w:t>
+      </w:r>
+      <w:r>
+        <w:t xml:space="preserve"> </w:t>
+      </w:r>
+      <w:r>
+        <w:t xml:space="preserve">retains, because an affine map restores dynamic range and cannot make an MR sequence’s tissue</w:t>
+      </w:r>
+      <w:r>
+        <w:t xml:space="preserve"> </w:t>
+      </w:r>
+      <w:r>
+        <w:t xml:space="preserve">contrast agree with the ordering a Hounsfield window encodes.</w:t>
+      </w:r>
+    </w:p>
+    <w:p>
+      <w:pPr>
+        <w:pStyle w:val="BodyText"/>
+      </w:pPr>
+      <w:r>
+        <w:t xml:space="preserve">This is a decomposition, not the identification of a single cause, and it is bounded by its own</w:t>
+      </w:r>
+      <w:r>
+        <w:t xml:space="preserve"> </w:t>
+      </w:r>
+      <w:r>
+        <w:t xml:space="preserve">design: it compares two input scalings of one model on one modality pair.</w:t>
       </w:r>
     </w:p>
     <w:p>
@@ -2183,52 +2529,31 @@
         <w:pStyle w:val="BodyText"/>
       </w:pPr>
       <w:r>
-        <w:t xml:space="preserve">Most importantly,</w:t>
-      </w:r>
-      <w:r>
-        <w:t xml:space="preserve"> </w:t>
-      </w:r>
-      <w:r>
-        <w:rPr>
-          <w:b/>
-          <w:bCs/>
-        </w:rPr>
-        <w:t xml:space="preserve">the design does not separate preprocessing failure from representation</w:t>
-      </w:r>
-      <w:r>
-        <w:rPr>
-          <w:b/>
-          <w:bCs/>
-        </w:rPr>
-        <w:t xml:space="preserve"> </w:t>
-      </w:r>
-      <w:r>
-        <w:rPr>
-          <w:b/>
-          <w:bCs/>
-        </w:rPr>
-        <w:t xml:space="preserve">failure</w:t>
-      </w:r>
-      <w:r>
-        <w:t xml:space="preserve">: the correctly-normalised MRI counterfactual, the one arm that would distinguish them, was</w:t>
-      </w:r>
-      <w:r>
-        <w:t xml:space="preserve"> </w:t>
-      </w:r>
-      <w:r>
-        <w:t xml:space="preserve">not run. The incompatibility is documented and sufficient to account for the magnitude; it is not</w:t>
-      </w:r>
-      <w:r>
-        <w:t xml:space="preserve"> </w:t>
-      </w:r>
-      <w:r>
-        <w:t xml:space="preserve">isolated as the sole cause, and a correctly configured cross-modality pipeline was never attempted</w:t>
-      </w:r>
-      <w:r>
-        <w:t xml:space="preserve"> </w:t>
-      </w:r>
-      <w:r>
-        <w:t xml:space="preserve">here</w:t>
+        <w:t xml:space="preserve">The counterfactual arm separates preprocessing failure from representation failure but does not</w:t>
+      </w:r>
+      <w:r>
+        <w:t xml:space="preserve"> </w:t>
+      </w:r>
+      <w:r>
+        <w:t xml:space="preserve">exhaust the question: percentile matching is the weakest intervention that fixes the declared</w:t>
+      </w:r>
+      <w:r>
+        <w:t xml:space="preserve"> </w:t>
+      </w:r>
+      <w:r>
+        <w:t xml:space="preserve">defect, and a volume-wise z-score — what nnU-Net would have chosen had the dataset been declared MR</w:t>
+      </w:r>
+      <w:r>
+        <w:t xml:space="preserve"> </w:t>
+      </w:r>
+      <w:r>
+        <w:t xml:space="preserve">— is a different counterfactual that was not run. No model trained for multi-modality use was</w:t>
+      </w:r>
+      <w:r>
+        <w:t xml:space="preserve"> </w:t>
+      </w:r>
+      <w:r>
+        <w:t xml:space="preserve">attempted here</w:t>
       </w:r>
       <w:r>
         <w:t xml:space="preserve"> </w:t>

--- a/demo/05_msd_amos_spleen/manuscript/manuscript_final.docx
+++ b/demo/05_msd_amos_spleen/manuscript/manuscript_final.docx
@@ -228,73 +228,25 @@
         <w:t xml:space="preserve"> </w:t>
       </w:r>
       <w:r>
-        <w:t xml:space="preserve">median 23.2% exceed it. A counterfactual arm that changed</w:t>
-      </w:r>
-      <w:r>
-        <w:t xml:space="preserve"> </w:t>
-      </w:r>
-      <w:r>
-        <w:rPr>
-          <w:b/>
-          <w:bCs/>
-        </w:rPr>
-        <w:t xml:space="preserve">only the input intensity scale</w:t>
-      </w:r>
-      <w:r>
-        <w:t xml:space="preserve"> </w:t>
-      </w:r>
-      <w:r>
-        <w:t xml:space="preserve">— same</w:t>
-      </w:r>
-      <w:r>
-        <w:t xml:space="preserve"> </w:t>
-      </w:r>
-      <w:r>
-        <w:t xml:space="preserve">checkpoint, same folds, no retraining — recovered median Dice to 0.3016 (0.1744 to 0.4048), a</w:t>
-      </w:r>
-      <w:r>
-        <w:t xml:space="preserve"> </w:t>
-      </w:r>
-      <w:r>
-        <w:t xml:space="preserve">difference of</w:t>
-      </w:r>
-      <w:r>
-        <w:t xml:space="preserve"> </w:t>
-      </w:r>
-      <w:r>
-        <w:rPr>
-          <w:b/>
-          <w:bCs/>
-        </w:rPr>
-        <w:t xml:space="preserve">+0.2864</w:t>
-      </w:r>
-      <w:r>
-        <w:t xml:space="preserve"> </w:t>
-      </w:r>
-      <w:r>
-        <w:t xml:space="preserve">(+0.1204 to +0.4048), while remaining</w:t>
-      </w:r>
-      <w:r>
-        <w:t xml:space="preserve"> </w:t>
-      </w:r>
-      <w:r>
-        <w:rPr>
-          <w:b/>
-          <w:bCs/>
-        </w:rPr>
-        <w:t xml:space="preserve">−0.5916</w:t>
-      </w:r>
-      <w:r>
-        <w:t xml:space="preserve"> </w:t>
-      </w:r>
-      <w:r>
-        <w:t xml:space="preserve">(−0.7259 to −0.4674)</w:t>
-      </w:r>
-      <w:r>
-        <w:t xml:space="preserve"> </w:t>
-      </w:r>
-      <w:r>
-        <w:t xml:space="preserve">below the external CT arm.</w:t>
+        <w:t xml:space="preserve">median 23.2% exceed it. Two counterfactual arms, each changing one thing and neither retraining, recovered median Dice to</w:t>
+      </w:r>
+      <w:r>
+        <w:t xml:space="preserve"> </w:t>
+      </w:r>
+      <w:r>
+        <w:t xml:space="preserve">0.3016 (0.1744 to 0.4048) by rescaling the input and 0.2870 (0.1348 to 0.3546) by replacing the</w:t>
+      </w:r>
+      <w:r>
+        <w:t xml:space="preserve"> </w:t>
+      </w:r>
+      <w:r>
+        <w:t xml:space="preserve">normaliser. They are indistinguishable from each other (difference −0.0146, −0.2136 to +0.1575) and</w:t>
+      </w:r>
+      <w:r>
+        <w:t xml:space="preserve"> </w:t>
+      </w:r>
+      <w:r>
+        <w:t xml:space="preserve">both remain about 0.60 below the external CT arm.</w:t>
       </w:r>
     </w:p>
     <w:p>
@@ -318,13 +270,31 @@
         <w:t xml:space="preserve"> </w:t>
       </w:r>
       <w:r>
-        <w:t xml:space="preserve">internal arm, roughly 0.29 Dice is attributable to the preprocessing contract and roughly 0.59 to a</w:t>
-      </w:r>
-      <w:r>
-        <w:t xml:space="preserve"> </w:t>
-      </w:r>
-      <w:r>
-        <w:t xml:space="preserve">representation that does not transfer. The third rung is a</w:t>
+        <w:t xml:space="preserve">internal arm, roughly 0.28 Dice is attributable to the intensity domain the network is handed and</w:t>
+      </w:r>
+      <w:r>
+        <w:t xml:space="preserve"> </w:t>
+      </w:r>
+      <w:r>
+        <w:t xml:space="preserve">roughly 0.60 to a representation that does not transfer. Two unrelated repairs reach the same place,</w:t>
+      </w:r>
+      <w:r>
+        <w:t xml:space="preserve"> </w:t>
+      </w:r>
+      <w:r>
+        <w:t xml:space="preserve">so what mattered is only whether the data arrives in the trained domain, not how that is achieved —</w:t>
+      </w:r>
+      <w:r>
+        <w:t xml:space="preserve"> </w:t>
+      </w:r>
+      <w:r>
+        <w:t xml:space="preserve">and correcting the dataset’s mislabelled modality field, which is what the second arm simulates,</w:t>
+      </w:r>
+      <w:r>
+        <w:t xml:space="preserve"> </w:t>
+      </w:r>
+      <w:r>
+        <w:t xml:space="preserve">would not have been enough. The third rung is a</w:t>
       </w:r>
       <w:r>
         <w:t xml:space="preserve"> </w:t>
@@ -1572,6 +1542,160 @@
           <w:b/>
           <w:bCs/>
         </w:rPr>
+        <w:t xml:space="preserve">A second counterfactual (rung 3c).</w:t>
+      </w:r>
+      <w:r>
+        <w:t xml:space="preserve"> </w:t>
+      </w:r>
+      <w:r>
+        <w:t xml:space="preserve">Rung 3b keeps the wrong normaliser and repairs its input. The</w:t>
+      </w:r>
+      <w:r>
+        <w:t xml:space="preserve"> </w:t>
+      </w:r>
+      <w:r>
+        <w:t xml:space="preserve">complementary question is what the pipeline would have done had the normaliser been right. AMOS</w:t>
+      </w:r>
+      <w:r>
+        <w:t xml:space="preserve"> </w:t>
+      </w:r>
+      <w:r>
+        <w:t xml:space="preserve">declares</w:t>
+      </w:r>
+      <w:r>
+        <w:t xml:space="preserve"> </w:t>
+      </w:r>
+      <w:r>
+        <w:rPr>
+          <w:rStyle w:val="VerbatimChar"/>
+        </w:rPr>
+        <w:t xml:space="preserve">"modality": {"0": "CT"}</w:t>
+      </w:r>
+      <w:r>
+        <w:t xml:space="preserve"> </w:t>
+      </w:r>
+      <w:r>
+        <w:t xml:space="preserve">for a collection containing 100 MRI volumes, and nnU-Net selects</w:t>
+      </w:r>
+      <w:r>
+        <w:t xml:space="preserve"> </w:t>
+      </w:r>
+      <w:r>
+        <w:rPr>
+          <w:rStyle w:val="VerbatimChar"/>
+        </w:rPr>
+        <w:t xml:space="preserve">ZScoreNormalization</w:t>
+      </w:r>
+      <w:r>
+        <w:t xml:space="preserve"> </w:t>
+      </w:r>
+      <w:r>
+        <w:t xml:space="preserve">when a dataset declares a non-CT modality, so rung 3c is that world: the</w:t>
+      </w:r>
+      <w:r>
+        <w:t xml:space="preserve"> </w:t>
+      </w:r>
+      <w:r>
+        <w:t xml:space="preserve">trained</w:t>
+      </w:r>
+      <w:r>
+        <w:t xml:space="preserve"> </w:t>
+      </w:r>
+      <w:r>
+        <w:rPr>
+          <w:rStyle w:val="VerbatimChar"/>
+        </w:rPr>
+        <w:t xml:space="preserve">plans.json</w:t>
+      </w:r>
+      <w:r>
+        <w:t xml:space="preserve"> </w:t>
+      </w:r>
+      <w:r>
+        <w:t xml:space="preserve">was copied and its</w:t>
+      </w:r>
+      <w:r>
+        <w:t xml:space="preserve"> </w:t>
+      </w:r>
+      <w:r>
+        <w:rPr>
+          <w:rStyle w:val="VerbatimChar"/>
+        </w:rPr>
+        <w:t xml:space="preserve">normalization_schemes</w:t>
+      </w:r>
+      <w:r>
+        <w:t xml:space="preserve"> </w:t>
+      </w:r>
+      <w:r>
+        <w:t xml:space="preserve">field alone patched to</w:t>
+      </w:r>
+      <w:r>
+        <w:t xml:space="preserve"> </w:t>
+      </w:r>
+      <w:r>
+        <w:rPr>
+          <w:rStyle w:val="VerbatimChar"/>
+        </w:rPr>
+        <w:t xml:space="preserve">ZScoreNormalization</w:t>
+      </w:r>
+      <w:r>
+        <w:t xml:space="preserve">, with the</w:t>
+      </w:r>
+      <w:r>
+        <w:t xml:space="preserve"> </w:t>
+      </w:r>
+      <w:r>
+        <w:rPr>
+          <w:b/>
+          <w:bCs/>
+        </w:rPr>
+        <w:t xml:space="preserve">original unrescaled images</w:t>
+      </w:r>
+      <w:r>
+        <w:t xml:space="preserve">. Every other configuration field is</w:t>
+      </w:r>
+      <w:r>
+        <w:t xml:space="preserve"> </w:t>
+      </w:r>
+      <w:r>
+        <w:t xml:space="preserve">byte-identical to the trained plan and the five fold checkpoints are the same files. Because a</w:t>
+      </w:r>
+      <w:r>
+        <w:t xml:space="preserve"> </w:t>
+      </w:r>
+      <w:r>
+        <w:t xml:space="preserve">run’s own log echoes a path rather than proving what it loaded, the plan nnU-Net wrote into the</w:t>
+      </w:r>
+      <w:r>
+        <w:t xml:space="preserve"> </w:t>
+      </w:r>
+      <w:r>
+        <w:t xml:space="preserve">arm’s output directory is committed as the evidence (</w:t>
+      </w:r>
+      <w:r>
+        <w:rPr>
+          <w:rStyle w:val="VerbatimChar"/>
+        </w:rPr>
+        <w:t xml:space="preserve">qc/rung3c_plans_used.json</w:t>
+      </w:r>
+      <w:r>
+        <w:t xml:space="preserve">). Rung 3c was</w:t>
+      </w:r>
+      <w:r>
+        <w:t xml:space="preserve"> </w:t>
+      </w:r>
+      <w:r>
+        <w:t xml:space="preserve">pre-specified, with its own written prediction, before it was run.</w:t>
+      </w:r>
+    </w:p>
+    <w:p>
+      <w:pPr>
+        <w:pStyle w:val="BodyText"/>
+      </w:pPr>
+      <w:r>
+        <w:rPr>
+          <w:b/>
+          <w:bCs/>
+        </w:rPr>
         <w:t xml:space="preserve">Normalisation evidence.</w:t>
       </w:r>
       <w:r>
@@ -1663,13 +1787,13 @@
         <w:t xml:space="preserve"> </w:t>
       </w:r>
       <w:r>
-        <w:t xml:space="preserve">and a difference of −0.9443 (−0.9715 to −0.8813). The counterfactual arm (rung 3b) scored 0.3016</w:t>
-      </w:r>
-      <w:r>
-        <w:t xml:space="preserve"> </w:t>
-      </w:r>
-      <w:r>
-        <w:t xml:space="preserve">(0.1744 to 0.4048) on the same 59 cases (Table 2). Figure 1 shows the per-case distributions behind</w:t>
+        <w:t xml:space="preserve">and a difference of −0.9443 (−0.9715 to −0.8813). The two counterfactual arms scored 0.3016 (0.1744 to 0.4048) and</w:t>
+      </w:r>
+      <w:r>
+        <w:t xml:space="preserve"> </w:t>
+      </w:r>
+      <w:r>
+        <w:t xml:space="preserve">0.2870 (0.1348 to 0.3546) on the same 59 cases (Table 2). Figure 1 shows the per-case distributions behind</w:t>
       </w:r>
       <w:r>
         <w:t xml:space="preserve"> </w:t>
@@ -1958,6 +2082,113 @@
         <w:pStyle w:val="BodyText"/>
       </w:pPr>
       <w:r>
+        <w:rPr>
+          <w:b/>
+          <w:bCs/>
+        </w:rPr>
+        <w:t xml:space="preserve">The second counterfactual lands in the same place, by a different route.</w:t>
+      </w:r>
+      <w:r>
+        <w:t xml:space="preserve"> </w:t>
+      </w:r>
+      <w:r>
+        <w:t xml:space="preserve">Replacing the</w:t>
+      </w:r>
+      <w:r>
+        <w:t xml:space="preserve"> </w:t>
+      </w:r>
+      <w:r>
+        <w:t xml:space="preserve">normaliser instead of the input gave median Dice</w:t>
+      </w:r>
+      <w:r>
+        <w:t xml:space="preserve"> </w:t>
+      </w:r>
+      <w:r>
+        <w:rPr>
+          <w:b/>
+          <w:bCs/>
+        </w:rPr>
+        <w:t xml:space="preserve">0.2870</w:t>
+      </w:r>
+      <w:r>
+        <w:t xml:space="preserve"> </w:t>
+      </w:r>
+      <w:r>
+        <w:t xml:space="preserve">(0.1348 to 0.3546). The two arms differ</w:t>
+      </w:r>
+      <w:r>
+        <w:t xml:space="preserve"> </w:t>
+      </w:r>
+      <w:r>
+        <w:t xml:space="preserve">by −0.0146, with an interval (−0.2136 to +0.1575) that comfortably spans zero; both leave the same</w:t>
+      </w:r>
+      <w:r>
+        <w:t xml:space="preserve"> </w:t>
+      </w:r>
+      <w:r>
+        <w:t xml:space="preserve">15 empty predictions of 60; and their per-case Dice correlate at</w:t>
+      </w:r>
+      <w:r>
+        <w:t xml:space="preserve"> </w:t>
+      </w:r>
+      <w:r>
+        <w:rPr>
+          <w:b/>
+          <w:bCs/>
+        </w:rPr>
+        <w:t xml:space="preserve">r = 0.939</w:t>
+      </w:r>
+      <w:r>
+        <w:t xml:space="preserve"> </w:t>
+      </w:r>
+      <w:r>
+        <w:t xml:space="preserve">across the 59 scored</w:t>
+      </w:r>
+      <w:r>
+        <w:t xml:space="preserve"> </w:t>
+      </w:r>
+      <w:r>
+        <w:t xml:space="preserve">cases, so they succeed and fail on the same images rather than trading wins. What mattered was</w:t>
+      </w:r>
+      <w:r>
+        <w:t xml:space="preserve"> </w:t>
+      </w:r>
+      <w:r>
+        <w:t xml:space="preserve">whether the data reached the network in the intensity domain it was trained in — not how that was</w:t>
+      </w:r>
+      <w:r>
+        <w:t xml:space="preserve"> </w:t>
+      </w:r>
+      <w:r>
+        <w:t xml:space="preserve">achieved. It also settles the metadata question: had</w:t>
+      </w:r>
+      <w:r>
+        <w:t xml:space="preserve"> </w:t>
+      </w:r>
+      <w:r>
+        <w:rPr>
+          <w:rStyle w:val="VerbatimChar"/>
+        </w:rPr>
+        <w:t xml:space="preserve">dataset.json</w:t>
+      </w:r>
+      <w:r>
+        <w:t xml:space="preserve"> </w:t>
+      </w:r>
+      <w:r>
+        <w:t xml:space="preserve">declared the modality correctly,</w:t>
+      </w:r>
+      <w:r>
+        <w:t xml:space="preserve"> </w:t>
+      </w:r>
+      <w:r>
+        <w:t xml:space="preserve">nnU-Net would have chosen the z-score, and the arm shows that this alone reaches 0.2870.</w:t>
+      </w:r>
+    </w:p>
+    <w:p>
+      <w:pPr>
+        <w:pStyle w:val="BodyText"/>
+      </w:pPr>
+      <w:r>
         <w:t xml:space="preserve">So of the −0.9443 observed against the internal arm, roughly</w:t>
       </w:r>
       <w:r>
@@ -1968,21 +2199,21 @@
           <w:b/>
           <w:bCs/>
         </w:rPr>
-        <w:t xml:space="preserve">0.29 Dice is attributable to the</w:t>
-      </w:r>
-      <w:r>
-        <w:rPr>
-          <w:b/>
-          <w:bCs/>
-        </w:rPr>
-        <w:t xml:space="preserve"> </w:t>
-      </w:r>
-      <w:r>
-        <w:rPr>
-          <w:b/>
-          <w:bCs/>
-        </w:rPr>
-        <w:t xml:space="preserve">preprocessing contract</w:t>
+        <w:t xml:space="preserve">0.28 Dice is attributable to the</w:t>
+      </w:r>
+      <w:r>
+        <w:rPr>
+          <w:b/>
+          <w:bCs/>
+        </w:rPr>
+        <w:t xml:space="preserve"> </w:t>
+      </w:r>
+      <w:r>
+        <w:rPr>
+          <w:b/>
+          <w:bCs/>
+        </w:rPr>
+        <w:t xml:space="preserve">intensity domain the network is handed</w:t>
       </w:r>
       <w:r>
         <w:t xml:space="preserve"> </w:t>
@@ -1998,21 +2229,21 @@
           <w:b/>
           <w:bCs/>
         </w:rPr>
-        <w:t xml:space="preserve">0.59 to a representation that does not transfer to this</w:t>
-      </w:r>
-      <w:r>
-        <w:rPr>
-          <w:b/>
-          <w:bCs/>
-        </w:rPr>
-        <w:t xml:space="preserve"> </w:t>
-      </w:r>
-      <w:r>
-        <w:rPr>
-          <w:b/>
-          <w:bCs/>
-        </w:rPr>
-        <w:t xml:space="preserve">modality</w:t>
+        <w:t xml:space="preserve">0.60 to a representation that does not</w:t>
+      </w:r>
+      <w:r>
+        <w:rPr>
+          <w:b/>
+          <w:bCs/>
+        </w:rPr>
+        <w:t xml:space="preserve"> </w:t>
+      </w:r>
+      <w:r>
+        <w:rPr>
+          <w:b/>
+          <w:bCs/>
+        </w:rPr>
+        <w:t xml:space="preserve">transfer to this modality</w:t>
       </w:r>
       <w:r>
         <w:t xml:space="preserve">. A twenty-fold recovery from an input rescaling alone is not a rounding effect: for much</w:t>
@@ -2529,31 +2760,29 @@
         <w:pStyle w:val="BodyText"/>
       </w:pPr>
       <w:r>
-        <w:t xml:space="preserve">The counterfactual arm separates preprocessing failure from representation failure but does not</w:t>
-      </w:r>
-      <w:r>
-        <w:t xml:space="preserve"> </w:t>
-      </w:r>
-      <w:r>
-        <w:t xml:space="preserve">exhaust the question: percentile matching is the weakest intervention that fixes the declared</w:t>
-      </w:r>
-      <w:r>
-        <w:t xml:space="preserve"> </w:t>
-      </w:r>
-      <w:r>
-        <w:t xml:space="preserve">defect, and a volume-wise z-score — what nnU-Net would have chosen had the dataset been declared MR</w:t>
-      </w:r>
-      <w:r>
-        <w:t xml:space="preserve"> </w:t>
-      </w:r>
-      <w:r>
-        <w:t xml:space="preserve">— is a different counterfactual that was not run. No model trained for multi-modality use was</w:t>
-      </w:r>
-      <w:r>
-        <w:t xml:space="preserve"> </w:t>
-      </w:r>
-      <w:r>
-        <w:t xml:space="preserve">attempted here</w:t>
+        <w:t xml:space="preserve">The two counterfactual arms separate preprocessing failure from representation failure and agree</w:t>
+      </w:r>
+      <w:r>
+        <w:t xml:space="preserve"> </w:t>
+      </w:r>
+      <w:r>
+        <w:t xml:space="preserve">with each other, but both hold the CT-trained representation fixed: neither says what a model</w:t>
+      </w:r>
+      <w:r>
+        <w:t xml:space="preserve"> </w:t>
+      </w:r>
+      <w:r>
+        <w:rPr>
+          <w:i/>
+          <w:iCs/>
+        </w:rPr>
+        <w:t xml:space="preserve">trained</w:t>
+      </w:r>
+      <w:r>
+        <w:t xml:space="preserve"> </w:t>
+      </w:r>
+      <w:r>
+        <w:t xml:space="preserve">on MR would do, and no model built for multi-modality use was attempted here</w:t>
       </w:r>
       <w:r>
         <w:t xml:space="preserve"> </w:t>
@@ -2562,7 +2791,19 @@
         <w:t xml:space="preserve">(13)</w:t>
       </w:r>
       <w:r>
-        <w:t xml:space="preserve">. Finally, this is one worked example authored by the people</w:t>
+        <w:t xml:space="preserve">. Rung 3c also edits a trained plan after the fact, which nnU-Net</w:t>
+      </w:r>
+      <w:r>
+        <w:t xml:space="preserve"> </w:t>
+      </w:r>
+      <w:r>
+        <w:t xml:space="preserve">does not intend; that is deliberate, because it isolates the normalisation choice from everything</w:t>
+      </w:r>
+      <w:r>
+        <w:t xml:space="preserve"> </w:t>
+      </w:r>
+      <w:r>
+        <w:t xml:space="preserve">else the fingerprint fixes, but it is not a configuration anyone should ship. Finally, this is one worked example authored by the people</w:t>
       </w:r>
       <w:r>
         <w:t xml:space="preserve"> </w:t>

--- a/demo/05_msd_amos_spleen/manuscript/manuscript_final.docx
+++ b/demo/05_msd_amos_spleen/manuscript/manuscript_final.docx
@@ -188,19 +188,25 @@
         <w:t xml:space="preserve"> </w:t>
       </w:r>
       <w:r>
-        <w:t xml:space="preserve">median Dice was 0.0152 (0.0000 to 0.0626). Replaying the trained plan’s normalisation over both</w:t>
-      </w:r>
-      <w:r>
-        <w:t xml:space="preserve"> </w:t>
-      </w:r>
-      <w:r>
-        <w:t xml:space="preserve">external arms documents an incompatibility present in every MRI case and no CT case: all 300 CT</w:t>
-      </w:r>
-      <w:r>
-        <w:t xml:space="preserve"> </w:t>
-      </w:r>
-      <w:r>
-        <w:t xml:space="preserve">cases contain negative voxels and 2.7% of voxels exceed the clip ceiling, while</w:t>
+        <w:t xml:space="preserve">median Dice was 0.0152 (0.0000 to 0.0626), and the pipeline reported no error while returning a</w:t>
+      </w:r>
+      <w:r>
+        <w:t xml:space="preserve"> </w:t>
+      </w:r>
+      <w:r>
+        <w:t xml:space="preserve">file for all 60 cases, 20 of them empty. Replaying the trained plan’s normalisation located an</w:t>
+      </w:r>
+      <w:r>
+        <w:t xml:space="preserve"> </w:t>
+      </w:r>
+      <w:r>
+        <w:t xml:space="preserve">incompatibility present in every MRI case and no CT case: all 300 CT cases contain negative voxels</w:t>
+      </w:r>
+      <w:r>
+        <w:t xml:space="preserve"> </w:t>
+      </w:r>
+      <w:r>
+        <w:t xml:space="preserve">and 2.7% of voxels exceed the clip ceiling, while</w:t>
       </w:r>
       <w:r>
         <w:t xml:space="preserve"> </w:t>
@@ -216,19 +222,31 @@
         <w:t xml:space="preserve"> </w:t>
       </w:r>
       <w:r>
-        <w:t xml:space="preserve">MRI case</w:t>
-      </w:r>
-      <w:r>
-        <w:t xml:space="preserve"> </w:t>
-      </w:r>
-      <w:r>
-        <w:t xml:space="preserve">contains a negative voxel and a median 23.2% exceed it. The pipeline reported no error and returned</w:t>
-      </w:r>
-      <w:r>
-        <w:t xml:space="preserve"> </w:t>
-      </w:r>
-      <w:r>
-        <w:t xml:space="preserve">a file for all 60 cases — 20 of them empty.</w:t>
+        <w:t xml:space="preserve">MRI case contains a negative voxel and a</w:t>
+      </w:r>
+      <w:r>
+        <w:t xml:space="preserve"> </w:t>
+      </w:r>
+      <w:r>
+        <w:t xml:space="preserve">median 23.2% exceed it. Two counterfactual arms, each changing one thing and neither retraining, recovered median Dice to</w:t>
+      </w:r>
+      <w:r>
+        <w:t xml:space="preserve"> </w:t>
+      </w:r>
+      <w:r>
+        <w:t xml:space="preserve">0.3016 (0.1744 to 0.4048) by rescaling the input and 0.2870 (0.1348 to 0.3546) by replacing the</w:t>
+      </w:r>
+      <w:r>
+        <w:t xml:space="preserve"> </w:t>
+      </w:r>
+      <w:r>
+        <w:t xml:space="preserve">normaliser. They are indistinguishable from each other (difference −0.0146, −0.2136 to +0.1575) and</w:t>
+      </w:r>
+      <w:r>
+        <w:t xml:space="preserve"> </w:t>
+      </w:r>
+      <w:r>
+        <w:t xml:space="preserve">both remain about 0.60 below the external CT arm.</w:t>
       </w:r>
     </w:p>
     <w:p>
@@ -246,7 +264,37 @@
         <w:t xml:space="preserve"> </w:t>
       </w:r>
       <w:r>
-        <w:t xml:space="preserve">The third rung is a</w:t>
+        <w:t xml:space="preserve">Both mechanisms are real and their sizes differ: of the collapse observed against the</w:t>
+      </w:r>
+      <w:r>
+        <w:t xml:space="preserve"> </w:t>
+      </w:r>
+      <w:r>
+        <w:t xml:space="preserve">internal arm, roughly 0.28 Dice is attributable to the intensity domain the network is handed and</w:t>
+      </w:r>
+      <w:r>
+        <w:t xml:space="preserve"> </w:t>
+      </w:r>
+      <w:r>
+        <w:t xml:space="preserve">roughly 0.60 to a representation that does not transfer. Two unrelated repairs reach the same place,</w:t>
+      </w:r>
+      <w:r>
+        <w:t xml:space="preserve"> </w:t>
+      </w:r>
+      <w:r>
+        <w:t xml:space="preserve">so what mattered is only whether the data arrives in the trained domain, not how that is achieved —</w:t>
+      </w:r>
+      <w:r>
+        <w:t xml:space="preserve"> </w:t>
+      </w:r>
+      <w:r>
+        <w:t xml:space="preserve">and correcting the dataset’s mislabelled modality field, which is what the second arm simulates,</w:t>
+      </w:r>
+      <w:r>
+        <w:t xml:space="preserve"> </w:t>
+      </w:r>
+      <w:r>
+        <w:t xml:space="preserve">would not have been enough. The third rung is a</w:t>
       </w:r>
       <w:r>
         <w:t xml:space="preserve"> </w:t>
@@ -262,19 +310,25 @@
         <w:t xml:space="preserve"> </w:t>
       </w:r>
       <w:r>
-        <w:t xml:space="preserve">test: the plan named the normalisation contract</w:t>
-      </w:r>
-      <w:r>
-        <w:t xml:space="preserve"> </w:t>
-      </w:r>
-      <w:r>
-        <w:t xml:space="preserve">and predicted the collapse before inference ran. It demonstrates that the pipeline stays silent</w:t>
-      </w:r>
-      <w:r>
-        <w:t xml:space="preserve"> </w:t>
-      </w:r>
-      <w:r>
-        <w:t xml:space="preserve">about a known incompatibility, not that the failure was discovered in unaided work. Within that</w:t>
+        <w:t xml:space="preserve">test — the plan named the</w:t>
+      </w:r>
+      <w:r>
+        <w:t xml:space="preserve"> </w:t>
+      </w:r>
+      <w:r>
+        <w:t xml:space="preserve">normalisation contract and predicted the collapse before inference ran — so it demonstrates that the</w:t>
+      </w:r>
+      <w:r>
+        <w:t xml:space="preserve"> </w:t>
+      </w:r>
+      <w:r>
+        <w:t xml:space="preserve">pipeline stays silent about a known incompatibility, not that the failure was discovered in unaided</w:t>
+      </w:r>
+      <w:r>
+        <w:t xml:space="preserve"> </w:t>
+      </w:r>
+      <w:r>
+        <w:t xml:space="preserve">work. Within that</w:t>
       </w:r>
       <w:r>
         <w:t xml:space="preserve"> </w:t>
@@ -1337,19 +1391,318 @@
           <w:b/>
           <w:bCs/>
         </w:rPr>
+        <w:t xml:space="preserve">The counterfactual arm (rung 3b).</w:t>
+      </w:r>
+      <w:r>
+        <w:t xml:space="preserve"> </w:t>
+      </w:r>
+      <w:r>
+        <w:t xml:space="preserve">Measuring what the normaliser does to an image does not show</w:t>
+      </w:r>
+      <w:r>
+        <w:t xml:space="preserve"> </w:t>
+      </w:r>
+      <w:r>
+        <w:t xml:space="preserve">that it caused the failure. Separating the preprocessing contract from a representation that does</w:t>
+      </w:r>
+      <w:r>
+        <w:t xml:space="preserve"> </w:t>
+      </w:r>
+      <w:r>
+        <w:t xml:space="preserve">not transfer needs one more arm, in which</w:t>
+      </w:r>
+      <w:r>
+        <w:t xml:space="preserve"> </w:t>
+      </w:r>
+      <w:r>
+        <w:rPr>
+          <w:b/>
+          <w:bCs/>
+        </w:rPr>
+        <w:t xml:space="preserve">exactly one thing changes: the intensity scale of the</w:t>
+      </w:r>
+      <w:r>
+        <w:rPr>
+          <w:b/>
+          <w:bCs/>
+        </w:rPr>
+        <w:t xml:space="preserve"> </w:t>
+      </w:r>
+      <w:r>
+        <w:rPr>
+          <w:b/>
+          <w:bCs/>
+        </w:rPr>
+        <w:t xml:space="preserve">input</w:t>
+      </w:r>
+      <w:r>
+        <w:t xml:space="preserve">. Each MRI volume was affinely mapped so that the 0.5th-to-99.5th percentile range of its</w:t>
+      </w:r>
+      <w:r>
+        <w:t xml:space="preserve"> </w:t>
+      </w:r>
+      <w:r>
+        <w:t xml:space="preserve">in-body voxels (</w:t>
+      </w:r>
+      <w:r>
+        <w:rPr>
+          <w:rStyle w:val="VerbatimChar"/>
+        </w:rPr>
+        <w:t xml:space="preserve">&gt; 0</w:t>
+      </w:r>
+      <w:r>
+        <w:t xml:space="preserve">; AMOS MRI air is exactly 0) lands on the CT fingerprint’s foreground window,</w:t>
+      </w:r>
+      <w:r>
+        <w:t xml:space="preserve"> </w:t>
+      </w:r>
+      <w:r>
+        <w:t xml:space="preserve">read from the trained</w:t>
+      </w:r>
+      <w:r>
+        <w:t xml:space="preserve"> </w:t>
+      </w:r>
+      <w:r>
+        <w:rPr>
+          <w:rStyle w:val="VerbatimChar"/>
+        </w:rPr>
+        <w:t xml:space="preserve">plans.json</w:t>
+      </w:r>
+      <w:r>
+        <w:t xml:space="preserve">. The normaliser is not bypassed or replaced — it is handed input</w:t>
+      </w:r>
+      <w:r>
+        <w:t xml:space="preserve"> </w:t>
+      </w:r>
+      <w:r>
+        <w:t xml:space="preserve">in the domain it assumes, so that on MRI it performs the operation it performs on CT. After the</w:t>
+      </w:r>
+      <w:r>
+        <w:t xml:space="preserve"> </w:t>
+      </w:r>
+      <w:r>
+        <w:t xml:space="preserve">mapping, the share of voxels clipped at the ceiling falls from a median of 23.2% to 0.4%. The</w:t>
+      </w:r>
+      <w:r>
+        <w:t xml:space="preserve"> </w:t>
+      </w:r>
+      <w:r>
+        <w:t xml:space="preserve">checkpoint, the five folds, the ensemble, the test-time augmentation, the ground truth and every</w:t>
+      </w:r>
+      <w:r>
+        <w:t xml:space="preserve"> </w:t>
+      </w:r>
+      <w:r>
+        <w:t xml:space="preserve">metric rule are unchanged, and nothing is retrained. The arm, its rationale, the rejected</w:t>
+      </w:r>
+      <w:r>
+        <w:t xml:space="preserve"> </w:t>
+      </w:r>
+      <w:r>
+        <w:t xml:space="preserve">alternatives and a</w:t>
+      </w:r>
+      <w:r>
+        <w:t xml:space="preserve"> </w:t>
+      </w:r>
+      <w:r>
+        <w:rPr>
+          <w:b/>
+          <w:bCs/>
+        </w:rPr>
+        <w:t xml:space="preserve">written prediction</w:t>
+      </w:r>
+      <w:r>
+        <w:t xml:space="preserve"> </w:t>
+      </w:r>
+      <w:r>
+        <w:t xml:space="preserve">were fixed in</w:t>
+      </w:r>
+      <w:r>
+        <w:t xml:space="preserve"> </w:t>
+      </w:r>
+      <w:r>
+        <w:rPr>
+          <w:rStyle w:val="VerbatimChar"/>
+        </w:rPr>
+        <w:t xml:space="preserve">COUNTERFACTUAL_PLAN.md</w:t>
+      </w:r>
+      <w:r>
+        <w:t xml:space="preserve"> </w:t>
+      </w:r>
+      <w:r>
+        <w:t xml:space="preserve">before it was run.</w:t>
+      </w:r>
+    </w:p>
+    <w:p>
+      <w:pPr>
+        <w:pStyle w:val="BodyText"/>
+      </w:pPr>
+      <w:r>
+        <w:rPr>
+          <w:b/>
+          <w:bCs/>
+        </w:rPr>
+        <w:t xml:space="preserve">A second counterfactual (rung 3c).</w:t>
+      </w:r>
+      <w:r>
+        <w:t xml:space="preserve"> </w:t>
+      </w:r>
+      <w:r>
+        <w:t xml:space="preserve">Rung 3b keeps the wrong normaliser and repairs its input. The</w:t>
+      </w:r>
+      <w:r>
+        <w:t xml:space="preserve"> </w:t>
+      </w:r>
+      <w:r>
+        <w:t xml:space="preserve">complementary question is what the pipeline would have done had the normaliser been right. AMOS</w:t>
+      </w:r>
+      <w:r>
+        <w:t xml:space="preserve"> </w:t>
+      </w:r>
+      <w:r>
+        <w:t xml:space="preserve">declares</w:t>
+      </w:r>
+      <w:r>
+        <w:t xml:space="preserve"> </w:t>
+      </w:r>
+      <w:r>
+        <w:rPr>
+          <w:rStyle w:val="VerbatimChar"/>
+        </w:rPr>
+        <w:t xml:space="preserve">"modality": {"0": "CT"}</w:t>
+      </w:r>
+      <w:r>
+        <w:t xml:space="preserve"> </w:t>
+      </w:r>
+      <w:r>
+        <w:t xml:space="preserve">for a collection containing 100 MRI volumes, and nnU-Net selects</w:t>
+      </w:r>
+      <w:r>
+        <w:t xml:space="preserve"> </w:t>
+      </w:r>
+      <w:r>
+        <w:rPr>
+          <w:rStyle w:val="VerbatimChar"/>
+        </w:rPr>
+        <w:t xml:space="preserve">ZScoreNormalization</w:t>
+      </w:r>
+      <w:r>
+        <w:t xml:space="preserve"> </w:t>
+      </w:r>
+      <w:r>
+        <w:t xml:space="preserve">when a dataset declares a non-CT modality, so rung 3c is that world: the</w:t>
+      </w:r>
+      <w:r>
+        <w:t xml:space="preserve"> </w:t>
+      </w:r>
+      <w:r>
+        <w:t xml:space="preserve">trained</w:t>
+      </w:r>
+      <w:r>
+        <w:t xml:space="preserve"> </w:t>
+      </w:r>
+      <w:r>
+        <w:rPr>
+          <w:rStyle w:val="VerbatimChar"/>
+        </w:rPr>
+        <w:t xml:space="preserve">plans.json</w:t>
+      </w:r>
+      <w:r>
+        <w:t xml:space="preserve"> </w:t>
+      </w:r>
+      <w:r>
+        <w:t xml:space="preserve">was copied and its</w:t>
+      </w:r>
+      <w:r>
+        <w:t xml:space="preserve"> </w:t>
+      </w:r>
+      <w:r>
+        <w:rPr>
+          <w:rStyle w:val="VerbatimChar"/>
+        </w:rPr>
+        <w:t xml:space="preserve">normalization_schemes</w:t>
+      </w:r>
+      <w:r>
+        <w:t xml:space="preserve"> </w:t>
+      </w:r>
+      <w:r>
+        <w:t xml:space="preserve">field alone patched to</w:t>
+      </w:r>
+      <w:r>
+        <w:t xml:space="preserve"> </w:t>
+      </w:r>
+      <w:r>
+        <w:rPr>
+          <w:rStyle w:val="VerbatimChar"/>
+        </w:rPr>
+        <w:t xml:space="preserve">ZScoreNormalization</w:t>
+      </w:r>
+      <w:r>
+        <w:t xml:space="preserve">, with the</w:t>
+      </w:r>
+      <w:r>
+        <w:t xml:space="preserve"> </w:t>
+      </w:r>
+      <w:r>
+        <w:rPr>
+          <w:b/>
+          <w:bCs/>
+        </w:rPr>
+        <w:t xml:space="preserve">original unrescaled images</w:t>
+      </w:r>
+      <w:r>
+        <w:t xml:space="preserve">. Every other configuration field is</w:t>
+      </w:r>
+      <w:r>
+        <w:t xml:space="preserve"> </w:t>
+      </w:r>
+      <w:r>
+        <w:t xml:space="preserve">byte-identical to the trained plan and the five fold checkpoints are the same files. Because a</w:t>
+      </w:r>
+      <w:r>
+        <w:t xml:space="preserve"> </w:t>
+      </w:r>
+      <w:r>
+        <w:t xml:space="preserve">run’s own log echoes a path rather than proving what it loaded, the plan nnU-Net wrote into the</w:t>
+      </w:r>
+      <w:r>
+        <w:t xml:space="preserve"> </w:t>
+      </w:r>
+      <w:r>
+        <w:t xml:space="preserve">arm’s output directory is committed as the evidence (</w:t>
+      </w:r>
+      <w:r>
+        <w:rPr>
+          <w:rStyle w:val="VerbatimChar"/>
+        </w:rPr>
+        <w:t xml:space="preserve">qc/rung3c_plans_used.json</w:t>
+      </w:r>
+      <w:r>
+        <w:t xml:space="preserve">). Rung 3c was</w:t>
+      </w:r>
+      <w:r>
+        <w:t xml:space="preserve"> </w:t>
+      </w:r>
+      <w:r>
+        <w:t xml:space="preserve">pre-specified, with its own written prediction, before it was run.</w:t>
+      </w:r>
+    </w:p>
+    <w:p>
+      <w:pPr>
+        <w:pStyle w:val="BodyText"/>
+      </w:pPr>
+      <w:r>
+        <w:rPr>
+          <w:b/>
+          <w:bCs/>
+        </w:rPr>
         <w:t xml:space="preserve">Normalisation evidence.</w:t>
       </w:r>
       <w:r>
         <w:t xml:space="preserve"> </w:t>
       </w:r>
       <w:r>
-        <w:t xml:space="preserve">To test whether the MRI result reflects the network or the preprocessing</w:t>
-      </w:r>
-      <w:r>
-        <w:t xml:space="preserve"> </w:t>
-      </w:r>
-      <w:r>
-        <w:t xml:space="preserve">contract, the normalisation recorded in the trained</w:t>
+        <w:t xml:space="preserve">To characterise what the trained plan does to each arm, the normalisation recorded in the trained</w:t>
       </w:r>
       <w:r>
         <w:t xml:space="preserve"> </w:t>
@@ -1434,13 +1787,19 @@
         <w:t xml:space="preserve"> </w:t>
       </w:r>
       <w:r>
-        <w:t xml:space="preserve">and a difference of −0.9443 (−0.9715 to −0.8813) (Table 2). Figure 1 shows the per-case distributions behind those medians and</w:t>
-      </w:r>
-      <w:r>
-        <w:t xml:space="preserve"> </w:t>
-      </w:r>
-      <w:r>
-        <w:t xml:space="preserve">Figure 2 the across-cohort comparison with its intervals. For context,</w:t>
+        <w:t xml:space="preserve">and a difference of −0.9443 (−0.9715 to −0.8813). The two counterfactual arms scored 0.3016 (0.1744 to 0.4048) and</w:t>
+      </w:r>
+      <w:r>
+        <w:t xml:space="preserve"> </w:t>
+      </w:r>
+      <w:r>
+        <w:t xml:space="preserve">0.2870 (0.1348 to 0.3546) on the same 59 cases (Table 2). Figure 1 shows the per-case distributions behind</w:t>
+      </w:r>
+      <w:r>
+        <w:t xml:space="preserve"> </w:t>
+      </w:r>
+      <w:r>
+        <w:t xml:space="preserve">those medians and Figure 2 the across-cohort comparison with its intervals. For context,</w:t>
       </w:r>
       <w:r>
         <w:t xml:space="preserve"> </w:t>
@@ -1643,71 +2002,289 @@
           <w:b/>
           <w:bCs/>
         </w:rPr>
-        <w:t xml:space="preserve">What this does and does not establish.</w:t>
-      </w:r>
-      <w:r>
-        <w:t xml:space="preserve"> </w:t>
-      </w:r>
-      <w:r>
-        <w:t xml:space="preserve">It establishes that the trained plan applies a</w:t>
-      </w:r>
-      <w:r>
-        <w:t xml:space="preserve"> </w:t>
-      </w:r>
-      <w:r>
-        <w:t xml:space="preserve">Hounsfield-unit transform to images that are not in Hounsfield units, in 60 of 60 MRI cases, and</w:t>
-      </w:r>
-      <w:r>
-        <w:t xml:space="preserve"> </w:t>
-      </w:r>
-      <w:r>
-        <w:t xml:space="preserve">that the transform destroys most of the usable range. It does</w:t>
-      </w:r>
-      <w:r>
-        <w:t xml:space="preserve"> </w:t>
-      </w:r>
-      <w:r>
-        <w:rPr>
-          <w:b/>
-          <w:bCs/>
-        </w:rPr>
-        <w:t xml:space="preserve">not</w:t>
-      </w:r>
-      <w:r>
-        <w:t xml:space="preserve"> </w:t>
-      </w:r>
-      <w:r>
-        <w:t xml:space="preserve">isolate that transform as the</w:t>
-      </w:r>
-      <w:r>
-        <w:t xml:space="preserve"> </w:t>
-      </w:r>
-      <w:r>
-        <w:t xml:space="preserve">sole cause of the collapse: a CT-trained representation might fail on MRI even under a correct</w:t>
-      </w:r>
-      <w:r>
-        <w:t xml:space="preserve"> </w:t>
-      </w:r>
-      <w:r>
-        <w:t xml:space="preserve">normaliser, and no correctly-normalised MRI arm was run, so preprocessing failure and</w:t>
-      </w:r>
-      <w:r>
-        <w:t xml:space="preserve"> </w:t>
-      </w:r>
-      <w:r>
-        <w:t xml:space="preserve">representation failure are not separated here. The defensible claim is that the incompatibility is</w:t>
-      </w:r>
-      <w:r>
-        <w:t xml:space="preserve"> </w:t>
-      </w:r>
-      <w:r>
-        <w:t xml:space="preserve">present, is sufficient to account for the magnitude observed, and is invisible at run time — not</w:t>
-      </w:r>
-      <w:r>
-        <w:t xml:space="preserve"> </w:t>
-      </w:r>
-      <w:r>
-        <w:t xml:space="preserve">that it is the only thing wrong.</w:t>
+        <w:t xml:space="preserve">The counterfactual separates the two mechanisms, and both are real.</w:t>
+      </w:r>
+      <w:r>
+        <w:t xml:space="preserve"> </w:t>
+      </w:r>
+      <w:r>
+        <w:t xml:space="preserve">Rescaling the MRI into the</w:t>
+      </w:r>
+      <w:r>
+        <w:t xml:space="preserve"> </w:t>
+      </w:r>
+      <w:r>
+        <w:t xml:space="preserve">plan’s intensity domain — one change, no retraining — raised median Dice from 0.0152 to</w:t>
+      </w:r>
+      <w:r>
+        <w:t xml:space="preserve"> </w:t>
+      </w:r>
+      <w:r>
+        <w:rPr>
+          <w:b/>
+          <w:bCs/>
+        </w:rPr>
+        <w:t xml:space="preserve">0.3016</w:t>
+      </w:r>
+      <w:r>
+        <w:t xml:space="preserve"> </w:t>
+      </w:r>
+      <w:r>
+        <w:t xml:space="preserve">(95% CI 0.1744 to 0.4048), a difference in population medians of</w:t>
+      </w:r>
+      <w:r>
+        <w:t xml:space="preserve"> </w:t>
+      </w:r>
+      <w:r>
+        <w:rPr>
+          <w:b/>
+          <w:bCs/>
+        </w:rPr>
+        <w:t xml:space="preserve">+0.2864</w:t>
+      </w:r>
+      <w:r>
+        <w:t xml:space="preserve"> </w:t>
+      </w:r>
+      <w:r>
+        <w:t xml:space="preserve">(+0.1204 to +0.4048),</w:t>
+      </w:r>
+      <w:r>
+        <w:t xml:space="preserve"> </w:t>
+      </w:r>
+      <w:r>
+        <w:t xml:space="preserve">and reduced empty predictions from 20 to 15 of 60. The same arm remains</w:t>
+      </w:r>
+      <w:r>
+        <w:t xml:space="preserve"> </w:t>
+      </w:r>
+      <w:r>
+        <w:rPr>
+          <w:b/>
+          <w:bCs/>
+        </w:rPr>
+        <w:t xml:space="preserve">−0.5916</w:t>
+      </w:r>
+      <w:r>
+        <w:t xml:space="preserve"> </w:t>
+      </w:r>
+      <w:r>
+        <w:t xml:space="preserve">(−0.7259 to</w:t>
+      </w:r>
+      <w:r>
+        <w:t xml:space="preserve"> </w:t>
+      </w:r>
+      <w:r>
+        <w:t xml:space="preserve">−0.4674) below external CT. Neither interval crosses zero.</w:t>
+      </w:r>
+    </w:p>
+    <w:p>
+      <w:pPr>
+        <w:pStyle w:val="BodyText"/>
+      </w:pPr>
+      <w:r>
+        <w:rPr>
+          <w:b/>
+          <w:bCs/>
+        </w:rPr>
+        <w:t xml:space="preserve">The second counterfactual lands in the same place, by a different route.</w:t>
+      </w:r>
+      <w:r>
+        <w:t xml:space="preserve"> </w:t>
+      </w:r>
+      <w:r>
+        <w:t xml:space="preserve">Replacing the</w:t>
+      </w:r>
+      <w:r>
+        <w:t xml:space="preserve"> </w:t>
+      </w:r>
+      <w:r>
+        <w:t xml:space="preserve">normaliser instead of the input gave median Dice</w:t>
+      </w:r>
+      <w:r>
+        <w:t xml:space="preserve"> </w:t>
+      </w:r>
+      <w:r>
+        <w:rPr>
+          <w:b/>
+          <w:bCs/>
+        </w:rPr>
+        <w:t xml:space="preserve">0.2870</w:t>
+      </w:r>
+      <w:r>
+        <w:t xml:space="preserve"> </w:t>
+      </w:r>
+      <w:r>
+        <w:t xml:space="preserve">(0.1348 to 0.3546). The two arms differ</w:t>
+      </w:r>
+      <w:r>
+        <w:t xml:space="preserve"> </w:t>
+      </w:r>
+      <w:r>
+        <w:t xml:space="preserve">by −0.0146, with an interval (−0.2136 to +0.1575) that comfortably spans zero; both leave the same</w:t>
+      </w:r>
+      <w:r>
+        <w:t xml:space="preserve"> </w:t>
+      </w:r>
+      <w:r>
+        <w:t xml:space="preserve">15 empty predictions of 60; and their per-case Dice correlate at</w:t>
+      </w:r>
+      <w:r>
+        <w:t xml:space="preserve"> </w:t>
+      </w:r>
+      <w:r>
+        <w:rPr>
+          <w:b/>
+          <w:bCs/>
+        </w:rPr>
+        <w:t xml:space="preserve">r = 0.939</w:t>
+      </w:r>
+      <w:r>
+        <w:t xml:space="preserve"> </w:t>
+      </w:r>
+      <w:r>
+        <w:t xml:space="preserve">across the 59 scored</w:t>
+      </w:r>
+      <w:r>
+        <w:t xml:space="preserve"> </w:t>
+      </w:r>
+      <w:r>
+        <w:t xml:space="preserve">cases, so they succeed and fail on the same images rather than trading wins. What mattered was</w:t>
+      </w:r>
+      <w:r>
+        <w:t xml:space="preserve"> </w:t>
+      </w:r>
+      <w:r>
+        <w:t xml:space="preserve">whether the data reached the network in the intensity domain it was trained in — not how that was</w:t>
+      </w:r>
+      <w:r>
+        <w:t xml:space="preserve"> </w:t>
+      </w:r>
+      <w:r>
+        <w:t xml:space="preserve">achieved. It also settles the metadata question: had</w:t>
+      </w:r>
+      <w:r>
+        <w:t xml:space="preserve"> </w:t>
+      </w:r>
+      <w:r>
+        <w:rPr>
+          <w:rStyle w:val="VerbatimChar"/>
+        </w:rPr>
+        <w:t xml:space="preserve">dataset.json</w:t>
+      </w:r>
+      <w:r>
+        <w:t xml:space="preserve"> </w:t>
+      </w:r>
+      <w:r>
+        <w:t xml:space="preserve">declared the modality correctly,</w:t>
+      </w:r>
+      <w:r>
+        <w:t xml:space="preserve"> </w:t>
+      </w:r>
+      <w:r>
+        <w:t xml:space="preserve">nnU-Net would have chosen the z-score, and the arm shows that this alone reaches 0.2870.</w:t>
+      </w:r>
+    </w:p>
+    <w:p>
+      <w:pPr>
+        <w:pStyle w:val="BodyText"/>
+      </w:pPr>
+      <w:r>
+        <w:t xml:space="preserve">So of the −0.9443 observed against the internal arm, roughly</w:t>
+      </w:r>
+      <w:r>
+        <w:t xml:space="preserve"> </w:t>
+      </w:r>
+      <w:r>
+        <w:rPr>
+          <w:b/>
+          <w:bCs/>
+        </w:rPr>
+        <w:t xml:space="preserve">0.28 Dice is attributable to the</w:t>
+      </w:r>
+      <w:r>
+        <w:rPr>
+          <w:b/>
+          <w:bCs/>
+        </w:rPr>
+        <w:t xml:space="preserve"> </w:t>
+      </w:r>
+      <w:r>
+        <w:rPr>
+          <w:b/>
+          <w:bCs/>
+        </w:rPr>
+        <w:t xml:space="preserve">intensity domain the network is handed</w:t>
+      </w:r>
+      <w:r>
+        <w:t xml:space="preserve"> </w:t>
+      </w:r>
+      <w:r>
+        <w:t xml:space="preserve">and roughly</w:t>
+      </w:r>
+      <w:r>
+        <w:t xml:space="preserve"> </w:t>
+      </w:r>
+      <w:r>
+        <w:rPr>
+          <w:b/>
+          <w:bCs/>
+        </w:rPr>
+        <w:t xml:space="preserve">0.60 to a representation that does not</w:t>
+      </w:r>
+      <w:r>
+        <w:rPr>
+          <w:b/>
+          <w:bCs/>
+        </w:rPr>
+        <w:t xml:space="preserve"> </w:t>
+      </w:r>
+      <w:r>
+        <w:rPr>
+          <w:b/>
+          <w:bCs/>
+        </w:rPr>
+        <w:t xml:space="preserve">transfer to this modality</w:t>
+      </w:r>
+      <w:r>
+        <w:t xml:space="preserve">. A twenty-fold recovery from an input rescaling alone is not a rounding effect: for much</w:t>
+      </w:r>
+      <w:r>
+        <w:t xml:space="preserve"> </w:t>
+      </w:r>
+      <w:r>
+        <w:t xml:space="preserve">of the original collapse, the network was not failing to read MRI so much as never receiving it.</w:t>
+      </w:r>
+      <w:r>
+        <w:t xml:space="preserve"> </w:t>
+      </w:r>
+      <w:r>
+        <w:t xml:space="preserve">Neither is the residual: a correctly-scaled MRI still loses most of the performance the CT cohort</w:t>
+      </w:r>
+      <w:r>
+        <w:t xml:space="preserve"> </w:t>
+      </w:r>
+      <w:r>
+        <w:t xml:space="preserve">retains, because an affine map restores dynamic range and cannot make an MR sequence’s tissue</w:t>
+      </w:r>
+      <w:r>
+        <w:t xml:space="preserve"> </w:t>
+      </w:r>
+      <w:r>
+        <w:t xml:space="preserve">contrast agree with the ordering a Hounsfield window encodes.</w:t>
+      </w:r>
+    </w:p>
+    <w:p>
+      <w:pPr>
+        <w:pStyle w:val="BodyText"/>
+      </w:pPr>
+      <w:r>
+        <w:t xml:space="preserve">This is a decomposition, not the identification of a single cause, and it is bounded by its own</w:t>
+      </w:r>
+      <w:r>
+        <w:t xml:space="preserve"> </w:t>
+      </w:r>
+      <w:r>
+        <w:t xml:space="preserve">design: it compares two input scalings of one model on one modality pair.</w:t>
       </w:r>
     </w:p>
     <w:p>
@@ -2183,52 +2760,29 @@
         <w:pStyle w:val="BodyText"/>
       </w:pPr>
       <w:r>
-        <w:t xml:space="preserve">Most importantly,</w:t>
-      </w:r>
-      <w:r>
-        <w:t xml:space="preserve"> </w:t>
-      </w:r>
-      <w:r>
-        <w:rPr>
-          <w:b/>
-          <w:bCs/>
-        </w:rPr>
-        <w:t xml:space="preserve">the design does not separate preprocessing failure from representation</w:t>
-      </w:r>
-      <w:r>
-        <w:rPr>
-          <w:b/>
-          <w:bCs/>
-        </w:rPr>
-        <w:t xml:space="preserve"> </w:t>
-      </w:r>
-      <w:r>
-        <w:rPr>
-          <w:b/>
-          <w:bCs/>
-        </w:rPr>
-        <w:t xml:space="preserve">failure</w:t>
-      </w:r>
-      <w:r>
-        <w:t xml:space="preserve">: the correctly-normalised MRI counterfactual, the one arm that would distinguish them, was</w:t>
-      </w:r>
-      <w:r>
-        <w:t xml:space="preserve"> </w:t>
-      </w:r>
-      <w:r>
-        <w:t xml:space="preserve">not run. The incompatibility is documented and sufficient to account for the magnitude; it is not</w:t>
-      </w:r>
-      <w:r>
-        <w:t xml:space="preserve"> </w:t>
-      </w:r>
-      <w:r>
-        <w:t xml:space="preserve">isolated as the sole cause, and a correctly configured cross-modality pipeline was never attempted</w:t>
-      </w:r>
-      <w:r>
-        <w:t xml:space="preserve"> </w:t>
-      </w:r>
-      <w:r>
-        <w:t xml:space="preserve">here</w:t>
+        <w:t xml:space="preserve">The two counterfactual arms separate preprocessing failure from representation failure and agree</w:t>
+      </w:r>
+      <w:r>
+        <w:t xml:space="preserve"> </w:t>
+      </w:r>
+      <w:r>
+        <w:t xml:space="preserve">with each other, but both hold the CT-trained representation fixed: neither says what a model</w:t>
+      </w:r>
+      <w:r>
+        <w:t xml:space="preserve"> </w:t>
+      </w:r>
+      <w:r>
+        <w:rPr>
+          <w:i/>
+          <w:iCs/>
+        </w:rPr>
+        <w:t xml:space="preserve">trained</w:t>
+      </w:r>
+      <w:r>
+        <w:t xml:space="preserve"> </w:t>
+      </w:r>
+      <w:r>
+        <w:t xml:space="preserve">on MR would do, and no model built for multi-modality use was attempted here</w:t>
       </w:r>
       <w:r>
         <w:t xml:space="preserve"> </w:t>
@@ -2237,7 +2791,19 @@
         <w:t xml:space="preserve">(13)</w:t>
       </w:r>
       <w:r>
-        <w:t xml:space="preserve">. Finally, this is one worked example authored by the people</w:t>
+        <w:t xml:space="preserve">. Rung 3c also edits a trained plan after the fact, which nnU-Net</w:t>
+      </w:r>
+      <w:r>
+        <w:t xml:space="preserve"> </w:t>
+      </w:r>
+      <w:r>
+        <w:t xml:space="preserve">does not intend; that is deliberate, because it isolates the normalisation choice from everything</w:t>
+      </w:r>
+      <w:r>
+        <w:t xml:space="preserve"> </w:t>
+      </w:r>
+      <w:r>
+        <w:t xml:space="preserve">else the fingerprint fixes, but it is not a configuration anyone should ship. Finally, this is one worked example authored by the people</w:t>
       </w:r>
       <w:r>
         <w:t xml:space="preserve"> </w:t>
